--- a/klagomål/A 2540-2026 FSC-klagomål.docx
+++ b/klagomål/A 2540-2026 FSC-klagomål.docx
@@ -664,7 +664,7 @@
     <w:r>
       <w:tab/>
       <w:tab/>
-      <w:t>2026-01-16</w:t>
+      <w:t>2026-01-17</w:t>
       <w:br/>
       <w:br/>
     </w:r>

--- a/klagomål/A 2540-2026 FSC-klagomål.docx
+++ b/klagomål/A 2540-2026 FSC-klagomål.docx
@@ -664,7 +664,7 @@
     <w:r>
       <w:tab/>
       <w:tab/>
-      <w:t>2026-01-17</w:t>
+      <w:t>2026-01-18</w:t>
       <w:br/>
       <w:br/>
     </w:r>

--- a/klagomål/A 2540-2026 FSC-klagomål.docx
+++ b/klagomål/A 2540-2026 FSC-klagomål.docx
@@ -664,7 +664,7 @@
     <w:r>
       <w:tab/>
       <w:tab/>
-      <w:t>2026-01-18</w:t>
+      <w:t>2026-01-19</w:t>
       <w:br/>
       <w:br/>
     </w:r>

--- a/klagomål/A 2540-2026 FSC-klagomål.docx
+++ b/klagomål/A 2540-2026 FSC-klagomål.docx
@@ -664,7 +664,7 @@
     <w:r>
       <w:tab/>
       <w:tab/>
-      <w:t>2026-01-19</w:t>
+      <w:t>2026-01-20</w:t>
       <w:br/>
       <w:br/>
     </w:r>

--- a/klagomål/A 2540-2026 FSC-klagomål.docx
+++ b/klagomål/A 2540-2026 FSC-klagomål.docx
@@ -664,7 +664,7 @@
     <w:r>
       <w:tab/>
       <w:tab/>
-      <w:t>2026-01-20</w:t>
+      <w:t>2026-01-21</w:t>
       <w:br/>
       <w:br/>
     </w:r>

--- a/klagomål/A 2540-2026 FSC-klagomål.docx
+++ b/klagomål/A 2540-2026 FSC-klagomål.docx
@@ -664,7 +664,7 @@
     <w:r>
       <w:tab/>
       <w:tab/>
-      <w:t>2026-01-21</w:t>
+      <w:t>2026-01-23</w:t>
       <w:br/>
       <w:br/>
     </w:r>

--- a/klagomål/A 2540-2026 FSC-klagomål.docx
+++ b/klagomål/A 2540-2026 FSC-klagomål.docx
@@ -664,7 +664,7 @@
     <w:r>
       <w:tab/>
       <w:tab/>
-      <w:t>2026-01-23</w:t>
+      <w:t>2026-01-24</w:t>
       <w:br/>
       <w:br/>
     </w:r>

--- a/klagomål/A 2540-2026 FSC-klagomål.docx
+++ b/klagomål/A 2540-2026 FSC-klagomål.docx
@@ -664,7 +664,7 @@
     <w:r>
       <w:tab/>
       <w:tab/>
-      <w:t>2026-01-24</w:t>
+      <w:t>2026-01-25</w:t>
       <w:br/>
       <w:br/>
     </w:r>

--- a/klagomål/A 2540-2026 FSC-klagomål.docx
+++ b/klagomål/A 2540-2026 FSC-klagomål.docx
@@ -664,7 +664,7 @@
     <w:r>
       <w:tab/>
       <w:tab/>
-      <w:t>2026-01-25</w:t>
+      <w:t>2026-01-26</w:t>
       <w:br/>
       <w:br/>
     </w:r>

--- a/klagomål/A 2540-2026 FSC-klagomål.docx
+++ b/klagomål/A 2540-2026 FSC-klagomål.docx
@@ -664,7 +664,7 @@
     <w:r>
       <w:tab/>
       <w:tab/>
-      <w:t>2026-01-26</w:t>
+      <w:t>2026-01-27</w:t>
       <w:br/>
       <w:br/>
     </w:r>

--- a/klagomål/A 2540-2026 FSC-klagomål.docx
+++ b/klagomål/A 2540-2026 FSC-klagomål.docx
@@ -664,7 +664,7 @@
     <w:r>
       <w:tab/>
       <w:tab/>
-      <w:t>2026-01-27</w:t>
+      <w:t>2026-01-28</w:t>
       <w:br/>
       <w:br/>
     </w:r>

--- a/klagomål/A 2540-2026 FSC-klagomål.docx
+++ b/klagomål/A 2540-2026 FSC-klagomål.docx
@@ -112,7 +112,7 @@
         <w:pStyle w:val="ListBullet"/>
       </w:pPr>
       <w:r>
-        <w:t>Om ett ombud (tex Norra skog eller Mellanskog) avverkningsanmäler en skog med naturvärden motsvarande nyckelbiotops kvalité men markägaren inte är FSC certifierad, bör du skicka in ett FSC kontrollerat virke klagomål. Då ska klagomålet skickas till ombudsföretaget.</w:t>
+        <w:t>Om ett ombud (tex Norra skog eller Mellanskog) avverkningsanmäler en skog med naturvärden motsvarande nyckelbiotops kvalitet men markägaren inte är FSC certifierad, bör du skicka in ett FSC kontrollerat virke klagomål. Då ska klagomålet skickas till ombudsföretaget.</w:t>
       </w:r>
     </w:p>
     <w:p>
@@ -664,7 +664,7 @@
     <w:r>
       <w:tab/>
       <w:tab/>
-      <w:t>2026-01-28</w:t>
+      <w:t>2026-01-29</w:t>
       <w:br/>
       <w:br/>
     </w:r>

--- a/klagomål/A 2540-2026 FSC-klagomål.docx
+++ b/klagomål/A 2540-2026 FSC-klagomål.docx
@@ -664,7 +664,7 @@
     <w:r>
       <w:tab/>
       <w:tab/>
-      <w:t>2026-01-29</w:t>
+      <w:t>2026-01-30</w:t>
       <w:br/>
       <w:br/>
     </w:r>

--- a/klagomål/A 2540-2026 FSC-klagomål.docx
+++ b/klagomål/A 2540-2026 FSC-klagomål.docx
@@ -664,7 +664,7 @@
     <w:r>
       <w:tab/>
       <w:tab/>
-      <w:t>2026-01-30</w:t>
+      <w:t>2026-01-31</w:t>
       <w:br/>
       <w:br/>
     </w:r>

--- a/klagomål/A 2540-2026 FSC-klagomål.docx
+++ b/klagomål/A 2540-2026 FSC-klagomål.docx
@@ -664,7 +664,7 @@
     <w:r>
       <w:tab/>
       <w:tab/>
-      <w:t>2026-01-31</w:t>
+      <w:t>2026-02-01</w:t>
       <w:br/>
       <w:br/>
     </w:r>

--- a/klagomål/A 2540-2026 FSC-klagomål.docx
+++ b/klagomål/A 2540-2026 FSC-klagomål.docx
@@ -664,7 +664,7 @@
     <w:r>
       <w:tab/>
       <w:tab/>
-      <w:t>2026-02-22</w:t>
+      <w:t>2026-02-23</w:t>
       <w:br/>
       <w:br/>
     </w:r>

--- a/klagomål/A 2540-2026 FSC-klagomål.docx
+++ b/klagomål/A 2540-2026 FSC-klagomål.docx
@@ -664,7 +664,7 @@
     <w:r>
       <w:tab/>
       <w:tab/>
-      <w:t>2026-02-23</w:t>
+      <w:t>2026-02-24</w:t>
       <w:br/>
       <w:br/>
     </w:r>

--- a/klagomål/A 2540-2026 FSC-klagomål.docx
+++ b/klagomål/A 2540-2026 FSC-klagomål.docx
@@ -664,7 +664,7 @@
     <w:r>
       <w:tab/>
       <w:tab/>
-      <w:t>2026-02-24</w:t>
+      <w:t>2026-02-25</w:t>
       <w:br/>
       <w:br/>
     </w:r>

--- a/klagomål/A 2540-2026 FSC-klagomål.docx
+++ b/klagomål/A 2540-2026 FSC-klagomål.docx
@@ -664,7 +664,7 @@
     <w:r>
       <w:tab/>
       <w:tab/>
-      <w:t>2026-02-25</w:t>
+      <w:t>2026-02-26</w:t>
       <w:br/>
       <w:br/>
     </w:r>

--- a/klagomål/A 2540-2026 FSC-klagomål.docx
+++ b/klagomål/A 2540-2026 FSC-klagomål.docx
@@ -664,7 +664,7 @@
     <w:r>
       <w:tab/>
       <w:tab/>
-      <w:t>2026-02-26</w:t>
+      <w:t>2026-02-28</w:t>
       <w:br/>
       <w:br/>
     </w:r>

--- a/klagomål/A 2540-2026 FSC-klagomål.docx
+++ b/klagomål/A 2540-2026 FSC-klagomål.docx
@@ -664,7 +664,7 @@
     <w:r>
       <w:tab/>
       <w:tab/>
-      <w:t>2026-02-28</w:t>
+      <w:t>2026-03-01</w:t>
       <w:br/>
       <w:br/>
     </w:r>

--- a/klagomål/A 2540-2026 FSC-klagomål.docx
+++ b/klagomål/A 2540-2026 FSC-klagomål.docx
@@ -664,7 +664,7 @@
     <w:r>
       <w:tab/>
       <w:tab/>
-      <w:t>2026-03-01</w:t>
+      <w:t>2026-03-02</w:t>
       <w:br/>
       <w:br/>
     </w:r>

--- a/klagomål/A 2540-2026 FSC-klagomål.docx
+++ b/klagomål/A 2540-2026 FSC-klagomål.docx
@@ -664,7 +664,7 @@
     <w:r>
       <w:tab/>
       <w:tab/>
-      <w:t>2026-03-02</w:t>
+      <w:t>2026-03-03</w:t>
       <w:br/>
       <w:br/>
     </w:r>

--- a/klagomål/A 2540-2026 FSC-klagomål.docx
+++ b/klagomål/A 2540-2026 FSC-klagomål.docx
@@ -664,7 +664,7 @@
     <w:r>
       <w:tab/>
       <w:tab/>
-      <w:t>2026-03-03</w:t>
+      <w:t>2026-03-04</w:t>
       <w:br/>
       <w:br/>
     </w:r>

--- a/klagomål/A 2540-2026 FSC-klagomål.docx
+++ b/klagomål/A 2540-2026 FSC-klagomål.docx
@@ -664,7 +664,7 @@
     <w:r>
       <w:tab/>
       <w:tab/>
-      <w:t>2026-03-04</w:t>
+      <w:t>2026-03-05</w:t>
       <w:br/>
       <w:br/>
     </w:r>

--- a/klagomål/A 2540-2026 FSC-klagomål.docx
+++ b/klagomål/A 2540-2026 FSC-klagomål.docx
@@ -664,7 +664,7 @@
     <w:r>
       <w:tab/>
       <w:tab/>
-      <w:t>2026-03-05</w:t>
+      <w:t>2026-03-06</w:t>
       <w:br/>
       <w:br/>
     </w:r>

--- a/klagomål/A 2540-2026 FSC-klagomål.docx
+++ b/klagomål/A 2540-2026 FSC-klagomål.docx
@@ -664,7 +664,7 @@
     <w:r>
       <w:tab/>
       <w:tab/>
-      <w:t>2026-03-06</w:t>
+      <w:t>2026-03-07</w:t>
       <w:br/>
       <w:br/>
     </w:r>

--- a/klagomål/A 2540-2026 FSC-klagomål.docx
+++ b/klagomål/A 2540-2026 FSC-klagomål.docx
@@ -664,7 +664,7 @@
     <w:r>
       <w:tab/>
       <w:tab/>
-      <w:t>2026-03-07</w:t>
+      <w:t>2026-03-08</w:t>
       <w:br/>
       <w:br/>
     </w:r>

--- a/klagomål/A 2540-2026 FSC-klagomål.docx
+++ b/klagomål/A 2540-2026 FSC-klagomål.docx
@@ -664,7 +664,7 @@
     <w:r>
       <w:tab/>
       <w:tab/>
-      <w:t>2026-03-08</w:t>
+      <w:t>2026-03-09</w:t>
       <w:br/>
       <w:br/>
     </w:r>

--- a/klagomål/A 2540-2026 FSC-klagomål.docx
+++ b/klagomål/A 2540-2026 FSC-klagomål.docx
@@ -664,7 +664,7 @@
     <w:r>
       <w:tab/>
       <w:tab/>
-      <w:t>2026-03-09</w:t>
+      <w:t>2026-03-10</w:t>
       <w:br/>
       <w:br/>
     </w:r>

--- a/klagomål/A 2540-2026 FSC-klagomål.docx
+++ b/klagomål/A 2540-2026 FSC-klagomål.docx
@@ -664,7 +664,7 @@
     <w:r>
       <w:tab/>
       <w:tab/>
-      <w:t>2026-03-10</w:t>
+      <w:t>2026-03-11</w:t>
       <w:br/>
       <w:br/>
     </w:r>

--- a/klagomål/A 2540-2026 FSC-klagomål.docx
+++ b/klagomål/A 2540-2026 FSC-klagomål.docx
@@ -664,7 +664,7 @@
     <w:r>
       <w:tab/>
       <w:tab/>
-      <w:t>2026-03-11</w:t>
+      <w:t>2026-03-12</w:t>
       <w:br/>
       <w:br/>
     </w:r>

--- a/klagomål/A 2540-2026 FSC-klagomål.docx
+++ b/klagomål/A 2540-2026 FSC-klagomål.docx
@@ -664,7 +664,7 @@
     <w:r>
       <w:tab/>
       <w:tab/>
-      <w:t>2026-03-12</w:t>
+      <w:t>2026-03-13</w:t>
       <w:br/>
       <w:br/>
     </w:r>

--- a/klagomål/A 2540-2026 FSC-klagomål.docx
+++ b/klagomål/A 2540-2026 FSC-klagomål.docx
@@ -664,7 +664,7 @@
     <w:r>
       <w:tab/>
       <w:tab/>
-      <w:t>2026-04-14</w:t>
+      <w:t>2026-04-15</w:t>
       <w:br/>
       <w:br/>
     </w:r>

--- a/klagomål/A 2540-2026 FSC-klagomål.docx
+++ b/klagomål/A 2540-2026 FSC-klagomål.docx
@@ -664,7 +664,7 @@
     <w:r>
       <w:tab/>
       <w:tab/>
-      <w:t>2026-04-15</w:t>
+      <w:t>2026-04-16</w:t>
       <w:br/>
       <w:br/>
     </w:r>

--- a/klagomål/A 2540-2026 FSC-klagomål.docx
+++ b/klagomål/A 2540-2026 FSC-klagomål.docx
@@ -664,7 +664,7 @@
     <w:r>
       <w:tab/>
       <w:tab/>
-      <w:t>2026-04-16</w:t>
+      <w:t>2026-04-17</w:t>
       <w:br/>
       <w:br/>
     </w:r>

--- a/klagomål/A 2540-2026 FSC-klagomål.docx
+++ b/klagomål/A 2540-2026 FSC-klagomål.docx
@@ -664,7 +664,7 @@
     <w:r>
       <w:tab/>
       <w:tab/>
-      <w:t>2026-04-17</w:t>
+      <w:t>2026-04-18</w:t>
       <w:br/>
       <w:br/>
     </w:r>

--- a/klagomål/A 2540-2026 FSC-klagomål.docx
+++ b/klagomål/A 2540-2026 FSC-klagomål.docx
@@ -664,7 +664,7 @@
     <w:r>
       <w:tab/>
       <w:tab/>
-      <w:t>2026-04-18</w:t>
+      <w:t>2026-04-19</w:t>
       <w:br/>
       <w:br/>
     </w:r>

--- a/klagomål/A 2540-2026 FSC-klagomål.docx
+++ b/klagomål/A 2540-2026 FSC-klagomål.docx
@@ -664,7 +664,7 @@
     <w:r>
       <w:tab/>
       <w:tab/>
-      <w:t>2026-04-19</w:t>
+      <w:t>2026-04-20</w:t>
       <w:br/>
       <w:br/>
     </w:r>

--- a/klagomål/A 2540-2026 FSC-klagomål.docx
+++ b/klagomål/A 2540-2026 FSC-klagomål.docx
@@ -664,7 +664,7 @@
     <w:r>
       <w:tab/>
       <w:tab/>
-      <w:t>2026-04-20</w:t>
+      <w:t>2026-04-21</w:t>
       <w:br/>
       <w:br/>
     </w:r>

--- a/klagomål/A 2540-2026 FSC-klagomål.docx
+++ b/klagomål/A 2540-2026 FSC-klagomål.docx
@@ -664,7 +664,7 @@
     <w:r>
       <w:tab/>
       <w:tab/>
-      <w:t>2026-04-21</w:t>
+      <w:t>2026-04-22</w:t>
       <w:br/>
       <w:br/>
     </w:r>

--- a/klagomål/A 2540-2026 FSC-klagomål.docx
+++ b/klagomål/A 2540-2026 FSC-klagomål.docx
@@ -664,7 +664,7 @@
     <w:r>
       <w:tab/>
       <w:tab/>
-      <w:t>2026-04-22</w:t>
+      <w:t>2026-04-23</w:t>
       <w:br/>
       <w:br/>
     </w:r>

--- a/klagomål/A 2540-2026 FSC-klagomål.docx
+++ b/klagomål/A 2540-2026 FSC-klagomål.docx
@@ -664,7 +664,7 @@
     <w:r>
       <w:tab/>
       <w:tab/>
-      <w:t>2026-04-23</w:t>
+      <w:t>2026-04-24</w:t>
       <w:br/>
       <w:br/>
     </w:r>

--- a/klagomål/A 2540-2026 FSC-klagomål.docx
+++ b/klagomål/A 2540-2026 FSC-klagomål.docx
@@ -664,7 +664,7 @@
     <w:r>
       <w:tab/>
       <w:tab/>
-      <w:t>2026-04-24</w:t>
+      <w:t>2026-04-25</w:t>
       <w:br/>
       <w:br/>
     </w:r>

--- a/klagomål/A 2540-2026 FSC-klagomål.docx
+++ b/klagomål/A 2540-2026 FSC-klagomål.docx
@@ -664,7 +664,7 @@
     <w:r>
       <w:tab/>
       <w:tab/>
-      <w:t>2026-04-25</w:t>
+      <w:t>2026-04-26</w:t>
       <w:br/>
       <w:br/>
     </w:r>

--- a/klagomål/A 2540-2026 FSC-klagomål.docx
+++ b/klagomål/A 2540-2026 FSC-klagomål.docx
@@ -664,7 +664,7 @@
     <w:r>
       <w:tab/>
       <w:tab/>
-      <w:t>2026-04-26</w:t>
+      <w:t>2026-04-27</w:t>
       <w:br/>
       <w:br/>
     </w:r>

--- a/klagomål/A 2540-2026 FSC-klagomål.docx
+++ b/klagomål/A 2540-2026 FSC-klagomål.docx
@@ -664,7 +664,7 @@
     <w:r>
       <w:tab/>
       <w:tab/>
-      <w:t>2026-04-27</w:t>
+      <w:t>2026-04-28</w:t>
       <w:br/>
       <w:br/>
     </w:r>

--- a/klagomål/A 2540-2026 FSC-klagomål.docx
+++ b/klagomål/A 2540-2026 FSC-klagomål.docx
@@ -664,7 +664,7 @@
     <w:r>
       <w:tab/>
       <w:tab/>
-      <w:t>2026-04-28</w:t>
+      <w:t>2026-04-29</w:t>
       <w:br/>
       <w:br/>
     </w:r>

--- a/klagomål/A 2540-2026 FSC-klagomål.docx
+++ b/klagomål/A 2540-2026 FSC-klagomål.docx
@@ -664,7 +664,7 @@
     <w:r>
       <w:tab/>
       <w:tab/>
-      <w:t>2026-04-29</w:t>
+      <w:t>2026-04-30</w:t>
       <w:br/>
       <w:br/>
     </w:r>
